--- a/dps_3er_ciclo/combos_2026/7mo/DPS_7mo_SOLUCIONARIO_DOCENTE_PEC_OFICIO_2026.docx
+++ b/dps_3er_ciclo/combos_2026/7mo/DPS_7mo_SOLUCIONARIO_DOCENTE_PEC_OFICIO_2026.docx
@@ -50,148 +50,6 @@
             </a:graphic>
           </wp:anchor>
         </w:drawing>
-      </w:r>
-    </w:p>
-    <w:p/>
-    <w:p/>
-    <w:p/>
-    <w:p/>
-    <w:tbl>
-      <w:tblPr>
-        <w:tblW w:type="auto" w:w="0"/>
-        <w:jc w:val="center"/>
-        <w:tblLook w:firstColumn="1" w:firstRow="1" w:lastColumn="0" w:lastRow="0" w:noHBand="0" w:noVBand="1" w:val="04A0"/>
-      </w:tblPr>
-      <w:tblGrid>
-        <w:gridCol w:w="10084"/>
-      </w:tblGrid>
-      <w:tr>
-        <w:trPr>
-          <w:cantSplit/>
-        </w:trPr>
-        <w:tc>
-          <w:tcPr>
-            <w:tcW w:type="dxa" w:w="10084"/>
-            <w:shd w:val="clear" w:fill="6A3E7A"/>
-          </w:tcPr>
-          <w:p>
-            <w:pPr>
-              <w:jc w:val="center"/>
-            </w:pPr>
-            <w:r>
-              <w:rPr>
-                <w:rFonts w:ascii="Arial" w:hAnsi="Arial"/>
-                <w:b/>
-                <w:color w:val="FFFFFF"/>
-                <w:sz w:val="52"/>
-              </w:rPr>
-              <w:t>DESARROLLO PERSONAL Y SOCIAL</w:t>
-            </w:r>
-          </w:p>
-          <w:p>
-            <w:pPr>
-              <w:jc w:val="center"/>
-            </w:pPr>
-            <w:r>
-              <w:rPr>
-                <w:rFonts w:ascii="Arial" w:hAnsi="Arial"/>
-                <w:b/>
-                <w:color w:val="FFFFFF"/>
-                <w:sz w:val="32"/>
-              </w:rPr>
-              <w:t>7.º grado</w:t>
-            </w:r>
-          </w:p>
-        </w:tc>
-      </w:tr>
-    </w:tbl>
-    <w:p/>
-    <w:p>
-      <w:pPr>
-        <w:jc w:val="center"/>
-      </w:pPr>
-      <w:r>
-        <w:rPr>
-          <w:rFonts w:ascii="Arial" w:hAnsi="Arial"/>
-          <w:b/>
-          <w:sz w:val="26"/>
-        </w:rPr>
-        <w:t>Educación Escolar Básica · Tercer Ciclo</w:t>
-      </w:r>
-    </w:p>
-    <w:p>
-      <w:pPr>
-        <w:jc w:val="center"/>
-      </w:pPr>
-      <w:r>
-        <w:rPr>
-          <w:rFonts w:ascii="Arial" w:hAnsi="Arial"/>
-          <w:b w:val="0"/>
-          <w:sz w:val="21"/>
-        </w:rPr>
-        <w:t>Componente Local · Programa del Ministerio de Educación y Ciencias</w:t>
-      </w:r>
-    </w:p>
-    <w:p>
-      <w:pPr>
-        <w:jc w:val="center"/>
-      </w:pPr>
-      <w:r>
-        <w:rPr>
-          <w:rFonts w:ascii="Arial" w:hAnsi="Arial"/>
-          <w:b w:val="0"/>
-          <w:sz w:val="21"/>
-        </w:rPr>
-        <w:t>Solucionario · Material exclusivo del docente</w:t>
-      </w:r>
-    </w:p>
-    <w:p>
-      <w:pPr>
-        <w:jc w:val="center"/>
-      </w:pPr>
-      <w:r>
-        <w:rPr>
-          <w:rFonts w:ascii="Arial" w:hAnsi="Arial"/>
-          <w:b w:val="0"/>
-          <w:sz w:val="21"/>
-        </w:rPr>
-        <w:t>Enfoque constructivista «Aprender Haciendo»</w:t>
-      </w:r>
-    </w:p>
-    <w:p/>
-    <w:p>
-      <w:pPr>
-        <w:jc w:val="center"/>
-      </w:pPr>
-      <w:r>
-        <w:rPr>
-          <w:rFonts w:ascii="Arial" w:hAnsi="Arial"/>
-          <w:b/>
-          <w:color w:val="8E5BA6"/>
-          <w:sz w:val="24"/>
-        </w:rPr>
-        <w:t>Solucionario · Material exclusivo del docente</w:t>
-      </w:r>
-    </w:p>
-    <w:p/>
-    <w:p/>
-    <w:p/>
-    <w:p>
-      <w:pPr>
-        <w:jc w:val="center"/>
-      </w:pPr>
-      <w:r>
-        <w:rPr>
-          <w:rFonts w:ascii="Arial" w:hAnsi="Arial"/>
-          <w:b/>
-          <w:sz w:val="24"/>
-        </w:rPr>
-        <w:t>República del Paraguay · 2026</w:t>
-      </w:r>
-    </w:p>
-    <w:p>
-      <w:r>
-        <w:br w:type="page"/>
       </w:r>
     </w:p>
     <w:p>
